--- a/SAT242516028/_Documents/SAT242516028.docx
+++ b/SAT242516028/_Documents/SAT242516028.docx
@@ -2089,7 +2089,6 @@
         <w:tblCellMar>
           <w:top w:w="5" w:type="dxa"/>
           <w:left w:w="107" w:type="dxa"/>
-          <w:bottom w:w="0" w:type="dxa"/>
           <w:right w:w="84" w:type="dxa"/>
         </w:tblCellMar>
         <w:tblLook w:val="04A0" w:firstRow="1" w:lastRow="0" w:firstColumn="1" w:lastColumn="0" w:noHBand="0" w:noVBand="1"/>
@@ -4837,6 +4836,50 @@
                 <w:b/>
               </w:rPr>
               <w:t>%5</w:t>
+            </w:r>
+          </w:p>
+        </w:tc>
+        <w:tc>
+          <w:tcPr>
+            <w:gridSpan w:val="0"/>
+          </w:tcPr>
+          <w:p>
+            <w:pPr>
+              <w:pBdr>
+                <w:top w:val="none" w:sz="0" w:space="0" w:color="auto"/>
+                <w:left w:val="none" w:sz="0" w:space="0" w:color="auto"/>
+                <w:bottom w:val="none" w:sz="0" w:space="0" w:color="auto"/>
+                <w:right w:val="none" w:sz="0" w:space="0" w:color="auto"/>
+              </w:pBdr>
+              <w:spacing w:after="160" w:line="278" w:lineRule="auto"/>
+              <w:ind w:left="0" w:firstLine="0"/>
+            </w:pPr>
+            <w:r>
+              <w:object w:dxaOrig="1520" w:dyaOrig="989" w14:anchorId="3AD176F9">
+                <v:shapetype id="_x0000_t75" coordsize="21600,21600" o:spt="75" o:preferrelative="t" path="m@4@5l@4@11@9@11@9@5xe" filled="f" stroked="f">
+                  <v:stroke joinstyle="miter"/>
+                  <v:formulas>
+                    <v:f eqn="if lineDrawn pixelLineWidth 0"/>
+                    <v:f eqn="sum @0 1 0"/>
+                    <v:f eqn="sum 0 0 @1"/>
+                    <v:f eqn="prod @2 1 2"/>
+                    <v:f eqn="prod @3 21600 pixelWidth"/>
+                    <v:f eqn="prod @3 21600 pixelHeight"/>
+                    <v:f eqn="sum @0 0 1"/>
+                    <v:f eqn="prod @6 1 2"/>
+                    <v:f eqn="prod @7 21600 pixelWidth"/>
+                    <v:f eqn="sum @8 21600 0"/>
+                    <v:f eqn="prod @7 21600 pixelHeight"/>
+                    <v:f eqn="sum @10 21600 0"/>
+                  </v:formulas>
+                  <v:path o:extrusionok="f" gradientshapeok="t" o:connecttype="rect"/>
+                  <o:lock v:ext="edit" aspectratio="t"/>
+                </v:shapetype>
+                <v:shape id="_x0000_i1025" type="#_x0000_t75" style="width:76.2pt;height:49.2pt" o:ole="">
+                  <v:imagedata r:id="rId4" o:title=""/>
+                </v:shape>
+                <o:OLEObject Type="Embed" ProgID="PowerPoint.Show.12" ShapeID="_x0000_i1025" DrawAspect="Icon" ObjectID="_1828085981" r:id="rId5"/>
+              </w:object>
             </w:r>
           </w:p>
         </w:tc>
@@ -6226,6 +6269,7 @@
   <w:style w:type="character" w:default="1" w:styleId="VarsaylanParagrafYazTipi">
     <w:name w:val="Default Paragraph Font"/>
     <w:uiPriority w:val="1"/>
+    <w:semiHidden/>
     <w:unhideWhenUsed/>
   </w:style>
   <w:style w:type="table" w:default="1" w:styleId="NormalTablo">
